--- a/Aula 12 - 29-09-2026/Aula 12 - Apostila do Aluno.docx
+++ b/Aula 12 - 29-09-2026/Aula 12 - Apostila do Aluno.docx
@@ -12,7 +12,7 @@
           <w:color w:val="1F497D"/>
           <w:sz w:val="40"/>
         </w:rPr>
-        <w:t>APOSTILA DO ALUNO — AULA 12</w:t>
+        <w:t>APOSTILA DO ALUNO - AULA 12</w:t>
       </w:r>
     </w:p>
     <w:p>
@@ -23,7 +23,7 @@
         <w:rPr>
           <w:sz w:val="26"/>
         </w:rPr>
-        <w:t>Microsoft Power BI Desktop — Publicação e Compartilhamento no Power BI Service</w:t>
+        <w:t>Microsoft Power BI Desktop - Publicação e Compartilhamento no Power BI Service</w:t>
       </w:r>
     </w:p>
     <w:p>
@@ -279,7 +279,7 @@
         <w:pStyle w:val="ListBullet"/>
       </w:pPr>
       <w:r>
-        <w:t>Nem toda organização disponibiliza licença Pro para todos os usuários — isso é uma decisão de custo/uso de cada empresa.</w:t>
+        <w:t>Nem toda organização disponibiliza licença Pro para todos os usuários, isso é uma decisão de custo e uso de cada empresa.</w:t>
       </w:r>
     </w:p>
     <w:p>
